--- a/activities/04 - Choose and Pilot a Countermeasure/A04-Facilitator-Guide-Choose-and-Pilot-a-Countermeasure.docx
+++ b/activities/04 - Choose and Pilot a Countermeasure/A04-Facilitator-Guide-Choose-and-Pilot-a-Countermeasure.docx
@@ -404,7 +404,7 @@
               <w:rPr>
                 <w:sz w:val="19"/>
               </w:rPr>
-              <w:t>Write your top root cause from Lab 3 at the top of templates/countermeasure-brainstorm-template.csv. Every idea from here on must address THIS cause. The discipline of Improve is solving the cause you proved, not the symptom you started with.</w:t>
+              <w:t>Write your top root cause from Activity 3 at the top of templates/countermeasure-brainstorm-template.csv. Every idea from here on must address THIS cause. The discipline of Improve is solving the cause you proved, not the symptom you started with.</w:t>
             </w:r>
           </w:p>
         </w:tc>
@@ -523,7 +523,7 @@
               <w:rPr>
                 <w:sz w:val="18"/>
               </w:rPr>
-              <w:t>Send back any countermeasure aimed at the symptom ('hire more staff so the queue is shorter') to the Lab 3 shortlist.</w:t>
+              <w:t>Send back any countermeasure aimed at the symptom ('hire more staff so the queue is shorter') to the Activity 3 shortlist.</w:t>
             </w:r>
           </w:p>
         </w:tc>
@@ -628,7 +628,7 @@
               <w:rPr>
                 <w:sz w:val="18"/>
               </w:rPr>
-              <w:t>Thursday is the teaching point of the whole lab: the restock was missed and every measure snapped back. Let the room find it, then ask what would have prevented it — every answer they give is a CONTROL, and that is the agenda for Lab 5.</w:t>
+              <w:t>Thursday is the teaching point of the whole lab: the restock was missed and every measure snapped back. Let the room find it, then ask what would have prevented it — every answer they give is a CONTROL, and that is the agenda for Activity 5.</w:t>
             </w:r>
           </w:p>
         </w:tc>
@@ -1094,7 +1094,7 @@
         <w:pStyle w:val="ListBullet"/>
       </w:pPr>
       <w:r>
-        <w:t>Send back any countermeasure aimed at the symptom ('hire more staff so the queue is shorter') to the Lab 3 shortlist.</w:t>
+        <w:t>Send back any countermeasure aimed at the symptom ('hire more staff so the queue is shorter') to the Activity 3 shortlist.</w:t>
       </w:r>
     </w:p>
     <w:p>
@@ -1110,7 +1110,7 @@
         <w:pStyle w:val="ListBullet"/>
       </w:pPr>
       <w:r>
-        <w:t>Thursday is the teaching point of the whole lab: the restock was missed and every measure snapped back. Let the room find it, then ask what would have prevented it — every answer they give is a CONTROL, and that is the agenda for Lab 5.</w:t>
+        <w:t>Thursday is the teaching point of the whole lab: the restock was missed and every measure snapped back. Let the room find it, then ask what would have prevented it — every answer they give is a CONTROL, and that is the agenda for Activity 5.</w:t>
       </w:r>
     </w:p>
     <w:p>
@@ -1123,7 +1123,7 @@
     </w:p>
     <w:p>
       <w:r>
-        <w:t>Every group can show a countermeasure that addresses the Lab 3 root cause, a completed impact/effort grid with one selection, numbered standard work with a done/not-done check, and a pilot plan naming a measure, an owner and a review date.</w:t>
+        <w:t>Every group can show a countermeasure that addresses the Activity 3 root cause, a completed impact/effort grid with one selection, numbered standard work with a done/not-done check, and a pilot plan naming a measure, an owner and a review date.</w:t>
       </w:r>
     </w:p>
     <w:p>
@@ -1146,7 +1146,7 @@
           <w:color w:val="555B66"/>
           <w:sz w:val="16"/>
         </w:rPr>
-        <w:t>Certified Lean Six Sigma White Belt (CLSSWB) Training · TGS-2025053210 · Version v4 · © 2026 Tertiary Infotech Academy Pte Ltd</w:t>
+        <w:t>Certified Lean Six Sigma White Belt (CLSSWB) Training · TGS-2025053210 · Version v5 · © 2026 Tertiary Infotech Academy Pte Ltd</w:t>
       </w:r>
     </w:p>
     <w:sectPr>

--- a/activities/04 - Choose and Pilot a Countermeasure/A04-Facilitator-Guide-Choose-and-Pilot-a-Countermeasure.docx
+++ b/activities/04 - Choose and Pilot a Countermeasure/A04-Facilitator-Guide-Choose-and-Pilot-a-Countermeasure.docx
@@ -108,7 +108,7 @@
                 <w:color w:val="111827"/>
                 <w:sz w:val="18"/>
               </w:rPr>
-              <w:t>Hands-on Lab</w:t>
+              <w:t>Hands-on Activity</w:t>
             </w:r>
           </w:p>
         </w:tc>
@@ -1146,7 +1146,7 @@
           <w:color w:val="555B66"/>
           <w:sz w:val="16"/>
         </w:rPr>
-        <w:t>Certified Lean Six Sigma White Belt (CLSSWB) Training · TGS-2025053210 · Version v5 · © 2026 Tertiary Infotech Academy Pte Ltd</w:t>
+        <w:t>Certified Lean Six Sigma White Belt (CLSSWB) Training · TGS-2025053210 · Version v6 · © 2026 Tertiary Infotech Academy Pte Ltd</w:t>
       </w:r>
     </w:p>
     <w:sectPr>

--- a/activities/04 - Choose and Pilot a Countermeasure/A04-Facilitator-Guide-Choose-and-Pilot-a-Countermeasure.docx
+++ b/activities/04 - Choose and Pilot a Countermeasure/A04-Facilitator-Guide-Choose-and-Pilot-a-Countermeasure.docx
@@ -1146,7 +1146,7 @@
           <w:color w:val="555B66"/>
           <w:sz w:val="16"/>
         </w:rPr>
-        <w:t>Certified Lean Six Sigma White Belt (CLSSWB) Training · TGS-2025053210 · Version v6 · © 2026 Tertiary Infotech Academy Pte Ltd</w:t>
+        <w:t>Certified Lean Six Sigma White Belt (CLSSWB) Training · TGS-2025053210 · Version v7 · © 2026 Tertiary Infotech Academy Pte Ltd</w:t>
       </w:r>
     </w:p>
     <w:sectPr>
